--- a/output/resumes/Resume_Capital_One_Lead_AI_Engineer_IFX.docx
+++ b/output/resumes/Resume_Capital_One_Lead_AI_Engineer_IFX.docx
@@ -56,7 +56,7 @@
           <w:color w:val="000000"/>
           <w:sz w:val="21"/>
         </w:rPr>
-        <w:t>AI Engineer with 4+ years delivering production ML systems, including RAG pipelines and large-scale recommendation features. Benchmarked retrieval-augmented generation pipelines achieving ~30% latency reduction and published first-author research on multi-modal AI at ACM SIGACCESS ASSETS 2025. Proficient in Python, LangChain, LlamaIndex, PyTorch, and AWS, with hands-on experience building agentic workflows and responsible AI evaluation frameworks.</w:t>
+        <w:t>AI Engineer with 4+ years delivering production ML systems, including RAG pipelines, agentic workflows, and computer-vision applications in cloud-native environments. Designed and benchmarked retrieval-augmented generation pipelines that cut latency by ~30% and authored a peer-reviewed paper on multi-modal AI at ACM SIGACCESS ASSETS 2025. Proficient in Python, LangChain, LangGraph, PyTorch, and AWS, with hands-on experience building responsible, reliable AI systems at scale.</w:t>
       </w:r>
     </w:p>
     <w:p>
@@ -83,7 +83,7 @@
           <w:color w:val="000000"/>
           <w:sz w:val="21"/>
         </w:rPr>
-        <w:t>Python, LangChain, LlamaIndex, LangGraph, RAG, Agentic Workflows, Prompt Engineering, RAGAS, DeepEval, Hugging Face, PyTorch, TensorFlow, scikit-learn, XGBoost, NLP, Computer Vision, Multi-Modal AI (VLMs, OCR), AWS, Docker, Kubernetes, FastAPI, CI/CD, SQL, MongoDB, OpenCV</w:t>
+        <w:t>Python, LangChain, LangGraph, LlamaIndex, RAG, Agentic Workflows, Prompt Engineering, RAGAS, DeepEval, Hugging Face, PyTorch, TensorFlow, scikit-learn, XGBoost, OpenCV, NLP, Computer Vision, Multi-Modal AI (VLMs, OCR), AWS, Docker, Kubernetes, FastAPI, CI/CD, SQL, MongoDB, API Integration</w:t>
       </w:r>
     </w:p>
     <w:p>
@@ -137,7 +137,7 @@
           <w:color w:val="000000"/>
           <w:sz w:val="21"/>
         </w:rPr>
-        <w:t>Benchmarked 3+ RAG chunking strategies (fixed-size, semantic, recursive) using LangChain and Hugging Face, evaluating precision, recall, and MRR, achieving ~30% retrieval latency reduction in production.</w:t>
+        <w:t>Benchmarked 3+ RAG chunking strategies (fixed-size, semantic, recursive) using LangChain and Hugging Face, evaluating precision, recall, and MRR — achieving ~30% retrieval latency reduction in production.</w:t>
       </w:r>
     </w:p>
     <w:p>
@@ -167,7 +167,7 @@
           <w:color w:val="000000"/>
           <w:sz w:val="21"/>
         </w:rPr>
-        <w:t>Applied RAGAS and DeepEval evaluation frameworks to quantify retrieval and generation quality, enabling data-driven iteration on pipeline configuration.</w:t>
+        <w:t>Applied prompt engineering and retrieval evaluation frameworks (RAGAS, DeepEval) to measure and improve end-to-end generative AI pipeline reliability.</w:t>
       </w:r>
     </w:p>
     <w:p>
@@ -206,7 +206,7 @@
           <w:color w:val="000000"/>
           <w:sz w:val="21"/>
         </w:rPr>
-        <w:t>Engineered an IoU-based spatial accuracy algorithm across 25 blind participants, conducting Likert-scale usability analysis in R and achieving a 68% efficiency gain; authored a first-author peer-reviewed paper published at ACM SIGACCESS ASSETS 2025.</w:t>
+        <w:t>Built an Android app using Kotlin, OpenCV 4.9, and Camera2 API for Vuzix M400 smart glasses performing real-time form-field detection via edge detection, contour analysis, and perspective warp — enabling on-device document processing.</w:t>
       </w:r>
     </w:p>
     <w:p>
@@ -221,7 +221,7 @@
           <w:color w:val="000000"/>
           <w:sz w:val="21"/>
         </w:rPr>
-        <w:t>Built a real-time computer-vision Android application using Kotlin, OpenCV 4.9, and Camera2 API for Vuzix M400 smart glasses, performing on-device form-field detection via Canny edge detection, contour analysis, and perspective warp.</w:t>
+        <w:t>Engineered an IoU-based spatial accuracy algorithm evaluated across 25 participants, achieving a 68% efficiency gain; conducted statistical usability analysis in R.</w:t>
       </w:r>
     </w:p>
     <w:p>
@@ -236,7 +236,7 @@
           <w:color w:val="000000"/>
           <w:sz w:val="21"/>
         </w:rPr>
-        <w:t>Designed and validated a multi-modal AI pipeline integrating VLMs and OCR for assistive technology, demonstrating responsible AI principles applied to an accessibility use case.</w:t>
+        <w:t>Authored and published a first-author peer-reviewed paper on multi-modal AI for assistive technology at ACM SIGACCESS ASSETS 2025.</w:t>
       </w:r>
     </w:p>
     <w:p>
@@ -290,7 +290,7 @@
           <w:color w:val="000000"/>
           <w:sz w:val="21"/>
         </w:rPr>
-        <w:t>Built a Six Degrees of Separation graph algorithm using NetworkX to match users across 10,000+ active accounts by shared interests, location, and community, optimizing graph indexing to cut average match latency from 800ms to 340ms.</w:t>
+        <w:t>Built a Six Degrees of Separation graph algorithm using NetworkX to match users across 10,000+ active accounts, optimizing graph indexing to cut average match latency from 800ms to 340ms.</w:t>
       </w:r>
     </w:p>
     <w:p>
@@ -305,7 +305,7 @@
           <w:color w:val="000000"/>
           <w:sz w:val="21"/>
         </w:rPr>
-        <w:t>Designed and deployed an NLP-powered preference chatbot end-to-end, integrating real-time behavioral signals to personalize user matching at scale.</w:t>
+        <w:t>Delivered an NLP-powered preference chatbot and recommendation features end-to-end within 3 months, demonstrating rapid iteration on production AI systems.</w:t>
       </w:r>
     </w:p>
     <w:p>

--- a/output/resumes/Resume_Capital_One_Lead_AI_Engineer_IFX.docx
+++ b/output/resumes/Resume_Capital_One_Lead_AI_Engineer_IFX.docx
@@ -56,7 +56,7 @@
           <w:color w:val="000000"/>
           <w:sz w:val="21"/>
         </w:rPr>
-        <w:t>AI Engineer with 4+ years delivering production ML systems, including RAG pipelines, agentic workflows, and computer-vision applications in cloud-native environments. Designed and benchmarked retrieval-augmented generation pipelines that cut latency by ~30% and authored a peer-reviewed paper on multi-modal AI at ACM SIGACCESS ASSETS 2025. Proficient in Python, LangChain, LangGraph, PyTorch, and AWS, with hands-on experience building responsible, reliable AI systems at scale.</w:t>
+        <w:t>AI Engineer with 4+ years delivering production ML systems, including RAG pipelines, agentic workflows, and computer-vision applications in cloud-native environments. Designed and benchmarked retrieval-augmented generation pipelines that cut latency by ~30% and published first-author peer-reviewed research on multi-modal AI at ACM SIGACCESS ASSETS 2025. Proficient in Python, LangChain, LangGraph, PyTorch, and AWS with hands-on experience building responsible, reliable AI systems at scale.</w:t>
       </w:r>
     </w:p>
     <w:p>
@@ -83,7 +83,7 @@
           <w:color w:val="000000"/>
           <w:sz w:val="21"/>
         </w:rPr>
-        <w:t>Python, LangChain, LangGraph, LlamaIndex, RAG, Agentic Workflows, Prompt Engineering, RAGAS, DeepEval, Hugging Face, PyTorch, TensorFlow, scikit-learn, XGBoost, OpenCV, NLP, Computer Vision, Multi-Modal AI (VLMs, OCR), AWS, Docker, Kubernetes, FastAPI, CI/CD, SQL, MongoDB, API Integration</w:t>
+        <w:t>Python, LangChain, LangGraph, LlamaIndex, RAG, Agentic Workflows, Prompt Engineering, RAGAS, DeepEval, Hugging Face, PyTorch, TensorFlow, scikit-learn, XGBoost, OpenCV, NLP, Computer Vision, Multi-Modal AI (VLMs, OCR), AWS, Docker, Kubernetes, FastAPI, CI/CD, SQL, MongoDB, React.js, Node.js</w:t>
       </w:r>
     </w:p>
     <w:p>
@@ -152,7 +152,7 @@
           <w:color w:val="000000"/>
           <w:sz w:val="21"/>
         </w:rPr>
-        <w:t>Tuned Pinecone vector-DB configuration and context-window management, achieving ~22% faster average response time across production queries.</w:t>
+        <w:t>Tuned Pinecone vector-DB configuration and context-window management, achieving ~22% faster average response time for end-user queries.</w:t>
       </w:r>
     </w:p>
     <w:p>
@@ -167,7 +167,7 @@
           <w:color w:val="000000"/>
           <w:sz w:val="21"/>
         </w:rPr>
-        <w:t>Applied prompt engineering and retrieval evaluation frameworks (RAGAS, DeepEval) to measure and improve end-to-end generative AI pipeline reliability.</w:t>
+        <w:t>Applied prompt engineering and retrieval evaluation frameworks (RAGAS) to improve response quality and support responsible, measurable AI deployment.</w:t>
       </w:r>
     </w:p>
     <w:p>
@@ -206,7 +206,7 @@
           <w:color w:val="000000"/>
           <w:sz w:val="21"/>
         </w:rPr>
-        <w:t>Built an Android app using Kotlin, OpenCV 4.9, and Camera2 API for Vuzix M400 smart glasses performing real-time form-field detection via edge detection, contour analysis, and perspective warp — enabling on-device document processing.</w:t>
+        <w:t>Built a multi-modal AI application using Kotlin, OpenCV 4.9, and Camera2 API for Vuzix M400 smart glasses, performing real-time form-field detection via Canny edge detection, contour analysis, and perspective warp on-device.</w:t>
       </w:r>
     </w:p>
     <w:p>
@@ -221,7 +221,7 @@
           <w:color w:val="000000"/>
           <w:sz w:val="21"/>
         </w:rPr>
-        <w:t>Engineered an IoU-based spatial accuracy algorithm evaluated across 25 participants, achieving a 68% efficiency gain; conducted statistical usability analysis in R.</w:t>
+        <w:t>Engineered an IoU-based spatial accuracy algorithm across 25 participants and conducted Likert-scale usability analysis in R, achieving a 68% efficiency gain; authored a first-author peer-reviewed paper published at ACM SIGACCESS ASSETS 2025.</w:t>
       </w:r>
     </w:p>
     <w:p>
@@ -236,7 +236,7 @@
           <w:color w:val="000000"/>
           <w:sz w:val="21"/>
         </w:rPr>
-        <w:t>Authored and published a first-author peer-reviewed paper on multi-modal AI for assistive technology at ACM SIGACCESS ASSETS 2025.</w:t>
+        <w:t>Designed and evaluated computer-vision and NLP pipelines for assistive technology, applying rigorous statistical methods to benchmark model performance and fairness.</w:t>
       </w:r>
     </w:p>
     <w:p>
@@ -275,7 +275,7 @@
           <w:color w:val="000000"/>
           <w:sz w:val="21"/>
         </w:rPr>
-        <w:t>Prototyped and A/B-tested 3 collaborative filtering variants against live behavioral data, lifting click-through rate by 12% in holdout tests; findings directly shaped 2 product feature releases.</w:t>
+        <w:t>Built a preference chatbot and a Six Degrees of Separation graph algorithm using NetworkX to match users across 10,000+ active accounts by shared interests, location, school, and community.</w:t>
       </w:r>
     </w:p>
     <w:p>
@@ -290,7 +290,7 @@
           <w:color w:val="000000"/>
           <w:sz w:val="21"/>
         </w:rPr>
-        <w:t>Built a Six Degrees of Separation graph algorithm using NetworkX to match users across 10,000+ active accounts, optimizing graph indexing to cut average match latency from 800ms to 340ms.</w:t>
+        <w:t>Optimized graph indexing to cut average match latency from 800ms to 340ms, delivering both features within 3 months.</w:t>
       </w:r>
     </w:p>
     <w:p>
@@ -305,7 +305,7 @@
           <w:color w:val="000000"/>
           <w:sz w:val="21"/>
         </w:rPr>
-        <w:t>Delivered an NLP-powered preference chatbot and recommendation features end-to-end within 3 months, demonstrating rapid iteration on production AI systems.</w:t>
+        <w:t>Prototyped and A/B-tested 3 collaborative filtering variants against live behavioral data, lifting click-through rate by 12% in holdout tests; findings directly shaped 2 product feature releases.</w:t>
       </w:r>
     </w:p>
     <w:p>
